--- a/input/sticky-test/sticky.docx
+++ b/input/sticky-test/sticky.docx
@@ -8,6 +8,33 @@
       </w:pPr>
       <w:r>
         <w:t>Testing sticky elements</w:t>
+      </w:r>
+    </w:p>
+    <w:p>
+      <w:pPr>
+        <w:pStyle w:val="ListParagraph"/>
+        <w:numPr>
+          <w:ilvl w:val="0"/>
+          <w:numId w:val="1"/>
+        </w:numPr>
+      </w:pPr>
+      <w:r>
+        <w:t>Sticky elements</w:t>
+      </w:r>
+    </w:p>
+    <w:p>
+      <w:pPr>
+        <w:pStyle w:val="ListParagraph"/>
+        <w:numPr>
+          <w:ilvl w:val="0"/>
+          <w:numId w:val="1"/>
+        </w:numPr>
+      </w:pPr>
+      <w:r>
+        <w:t>Parallax</w:t>
+      </w:r>
+      <w:r>
+        <w:t xml:space="preserve"> backgrounds</w:t>
       </w:r>
     </w:p>
     <w:p>
@@ -47,10 +74,10 @@
                     <pic:cNvPicPr/>
                   </pic:nvPicPr>
                   <pic:blipFill>
-                    <a:blip r:embed="rId4">
+                    <a:blip r:embed="rId5">
                       <a:extLst>
                         <a:ext uri="{96DAC541-7B7A-43D3-8B79-37D633B846F1}">
-                          <asvg:svgBlip xmlns:asvg="http://schemas.microsoft.com/office/drawing/2016/SVG/main" r:embed="rId5"/>
+                          <asvg:svgBlip xmlns:asvg="http://schemas.microsoft.com/office/drawing/2016/SVG/main" r:embed="rId6"/>
                         </a:ext>
                       </a:extLst>
                     </a:blip>
@@ -81,27 +108,14 @@
       <w:r>
         <w:t xml:space="preserve">Figure </w:t>
       </w:r>
-      <w:r>
-        <w:fldChar w:fldCharType="begin"/>
-      </w:r>
-      <w:r>
-        <w:instrText xml:space="preserve"> SEQ Figure \* ARABIC </w:instrText>
-      </w:r>
-      <w:r>
-        <w:fldChar w:fldCharType="separate"/>
-      </w:r>
-      <w:r>
-        <w:rPr>
-          <w:noProof/>
-        </w:rPr>
-        <w:t>1</w:t>
-      </w:r>
-      <w:r>
-        <w:rPr>
-          <w:noProof/>
-        </w:rPr>
-        <w:fldChar w:fldCharType="end"/>
-      </w:r>
+      <w:fldSimple w:instr=" SEQ Figure \* ARABIC ">
+        <w:r>
+          <w:rPr>
+            <w:noProof/>
+          </w:rPr>
+          <w:t>1</w:t>
+        </w:r>
+      </w:fldSimple>
       <w:r>
         <w:t>A sticky duck!</w:t>
       </w:r>
@@ -148,6 +162,126 @@
     </w:sectPr>
   </w:body>
 </w:document>
+</file>
+
+<file path=word/numbering.xml><?xml version="1.0" encoding="utf-8"?>
+<w:numbering xmlns:wpc="http://schemas.microsoft.com/office/word/2010/wordprocessingCanvas" xmlns:cx="http://schemas.microsoft.com/office/drawing/2014/chartex" xmlns:cx1="http://schemas.microsoft.com/office/drawing/2015/9/8/chartex" xmlns:cx2="http://schemas.microsoft.com/office/drawing/2015/10/21/chartex" xmlns:cx3="http://schemas.microsoft.com/office/drawing/2016/5/9/chartex" xmlns:cx4="http://schemas.microsoft.com/office/drawing/2016/5/10/chartex" xmlns:cx5="http://schemas.microsoft.com/office/drawing/2016/5/11/chartex" xmlns:cx6="http://schemas.microsoft.com/office/drawing/2016/5/12/chartex" xmlns:cx7="http://schemas.microsoft.com/office/drawing/2016/5/13/chartex" xmlns:cx8="http://schemas.microsoft.com/office/drawing/2016/5/14/chartex" xmlns:mc="http://schemas.openxmlformats.org/markup-compatibility/2006" xmlns:aink="http://schemas.microsoft.com/office/drawing/2016/ink" xmlns:am3d="http://schemas.microsoft.com/office/drawing/2017/model3d" xmlns:o="urn:schemas-microsoft-com:office:office" xmlns:oel="http://schemas.microsoft.com/office/2019/extlst" xmlns:r="http://schemas.openxmlformats.org/officeDocument/2006/relationships" xmlns:m="http://schemas.openxmlformats.org/officeDocument/2006/math" xmlns:v="urn:schemas-microsoft-com:vml" xmlns:wp14="http://schemas.microsoft.com/office/word/2010/wordprocessingDrawing" xmlns:wp="http://schemas.openxmlformats.org/drawingml/2006/wordprocessingDrawing" xmlns:w10="urn:schemas-microsoft-com:office:word" xmlns:w="http://schemas.openxmlformats.org/wordprocessingml/2006/main" xmlns:w14="http://schemas.microsoft.com/office/word/2010/wordml" xmlns:w15="http://schemas.microsoft.com/office/word/2012/wordml" xmlns:w16cex="http://schemas.microsoft.com/office/word/2018/wordml/cex" xmlns:w16cid="http://schemas.microsoft.com/office/word/2016/wordml/cid" xmlns:w16="http://schemas.microsoft.com/office/word/2018/wordml" xmlns:w16du="http://schemas.microsoft.com/office/word/2023/wordml/word16du" xmlns:w16sdtdh="http://schemas.microsoft.com/office/word/2020/wordml/sdtdatahash" xmlns:w16sdtfl="http://schemas.microsoft.com/office/word/2024/wordml/sdtformatlock" xmlns:w16se="http://schemas.microsoft.com/office/word/2015/wordml/symex" xmlns:wpg="http://schemas.microsoft.com/office/word/2010/wordprocessingGroup" xmlns:wpi="http://schemas.microsoft.com/office/word/2010/wordprocessingInk" xmlns:wne="http://schemas.microsoft.com/office/word/2006/wordml" xmlns:wps="http://schemas.microsoft.com/office/word/2010/wordprocessingShape" mc:Ignorable="w14 w15 w16se w16cid w16 w16cex w16sdtdh w16sdtfl w16du wp14">
+  <w:abstractNum w:abstractNumId="0" w15:restartNumberingAfterBreak="0">
+    <w:nsid w:val="25EE5151"/>
+    <w:multiLevelType w:val="hybridMultilevel"/>
+    <w:tmpl w:val="4B82270C"/>
+    <w:lvl w:ilvl="0" w:tplc="EC9E12FA">
+      <w:numFmt w:val="bullet"/>
+      <w:lvlText w:val="-"/>
+      <w:lvlJc w:val="left"/>
+      <w:pPr>
+        <w:ind w:left="720" w:hanging="360"/>
+      </w:pPr>
+      <w:rPr>
+        <w:rFonts w:ascii="Aptos" w:eastAsiaTheme="minorHAnsi" w:hAnsi="Aptos" w:cstheme="minorBidi" w:hint="default"/>
+      </w:rPr>
+    </w:lvl>
+    <w:lvl w:ilvl="1" w:tplc="08090003" w:tentative="1">
+      <w:start w:val="1"/>
+      <w:numFmt w:val="bullet"/>
+      <w:lvlText w:val="o"/>
+      <w:lvlJc w:val="left"/>
+      <w:pPr>
+        <w:ind w:left="1440" w:hanging="360"/>
+      </w:pPr>
+      <w:rPr>
+        <w:rFonts w:ascii="Courier New" w:hAnsi="Courier New" w:hint="default"/>
+      </w:rPr>
+    </w:lvl>
+    <w:lvl w:ilvl="2" w:tplc="08090005" w:tentative="1">
+      <w:start w:val="1"/>
+      <w:numFmt w:val="bullet"/>
+      <w:lvlText w:val=""/>
+      <w:lvlJc w:val="left"/>
+      <w:pPr>
+        <w:ind w:left="2160" w:hanging="360"/>
+      </w:pPr>
+      <w:rPr>
+        <w:rFonts w:ascii="Wingdings" w:hAnsi="Wingdings" w:hint="default"/>
+      </w:rPr>
+    </w:lvl>
+    <w:lvl w:ilvl="3" w:tplc="08090001" w:tentative="1">
+      <w:start w:val="1"/>
+      <w:numFmt w:val="bullet"/>
+      <w:lvlText w:val=""/>
+      <w:lvlJc w:val="left"/>
+      <w:pPr>
+        <w:ind w:left="2880" w:hanging="360"/>
+      </w:pPr>
+      <w:rPr>
+        <w:rFonts w:ascii="Symbol" w:hAnsi="Symbol" w:hint="default"/>
+      </w:rPr>
+    </w:lvl>
+    <w:lvl w:ilvl="4" w:tplc="08090003" w:tentative="1">
+      <w:start w:val="1"/>
+      <w:numFmt w:val="bullet"/>
+      <w:lvlText w:val="o"/>
+      <w:lvlJc w:val="left"/>
+      <w:pPr>
+        <w:ind w:left="3600" w:hanging="360"/>
+      </w:pPr>
+      <w:rPr>
+        <w:rFonts w:ascii="Courier New" w:hAnsi="Courier New" w:hint="default"/>
+      </w:rPr>
+    </w:lvl>
+    <w:lvl w:ilvl="5" w:tplc="08090005" w:tentative="1">
+      <w:start w:val="1"/>
+      <w:numFmt w:val="bullet"/>
+      <w:lvlText w:val=""/>
+      <w:lvlJc w:val="left"/>
+      <w:pPr>
+        <w:ind w:left="4320" w:hanging="360"/>
+      </w:pPr>
+      <w:rPr>
+        <w:rFonts w:ascii="Wingdings" w:hAnsi="Wingdings" w:hint="default"/>
+      </w:rPr>
+    </w:lvl>
+    <w:lvl w:ilvl="6" w:tplc="08090001" w:tentative="1">
+      <w:start w:val="1"/>
+      <w:numFmt w:val="bullet"/>
+      <w:lvlText w:val=""/>
+      <w:lvlJc w:val="left"/>
+      <w:pPr>
+        <w:ind w:left="5040" w:hanging="360"/>
+      </w:pPr>
+      <w:rPr>
+        <w:rFonts w:ascii="Symbol" w:hAnsi="Symbol" w:hint="default"/>
+      </w:rPr>
+    </w:lvl>
+    <w:lvl w:ilvl="7" w:tplc="08090003" w:tentative="1">
+      <w:start w:val="1"/>
+      <w:numFmt w:val="bullet"/>
+      <w:lvlText w:val="o"/>
+      <w:lvlJc w:val="left"/>
+      <w:pPr>
+        <w:ind w:left="5760" w:hanging="360"/>
+      </w:pPr>
+      <w:rPr>
+        <w:rFonts w:ascii="Courier New" w:hAnsi="Courier New" w:hint="default"/>
+      </w:rPr>
+    </w:lvl>
+    <w:lvl w:ilvl="8" w:tplc="08090005" w:tentative="1">
+      <w:start w:val="1"/>
+      <w:numFmt w:val="bullet"/>
+      <w:lvlText w:val=""/>
+      <w:lvlJc w:val="left"/>
+      <w:pPr>
+        <w:ind w:left="6480" w:hanging="360"/>
+      </w:pPr>
+      <w:rPr>
+        <w:rFonts w:ascii="Wingdings" w:hAnsi="Wingdings" w:hint="default"/>
+      </w:rPr>
+    </w:lvl>
+  </w:abstractNum>
+  <w:num w:numId="1" w16cid:durableId="1719356774">
+    <w:abstractNumId w:val="0"/>
+  </w:num>
+</w:numbering>
 </file>
 
 <file path=word/styles.xml><?xml version="1.0" encoding="utf-8"?>

--- a/input/sticky-test/sticky.docx
+++ b/input/sticky-test/sticky.docx
@@ -122,7 +122,7 @@
     </w:p>
     <w:p>
       <w:r>
-        <w:t>And this is some text that will appear after the sticky duck.</w:t>
+        <w:t xml:space="preserve">Lorem ipsum dolor sit amet, consectetur adipiscing elit. Nam aliquet ex at dolor pellentesque placerat. Nunc condimentum placerat nibh vel auctor. Sed velit purus, pellentesque at lacus sit amet, aliquam congue dolor. Suspendisse placerat quis erat non varius. Aliquam venenatis luctus elementum. Etiam ac lacinia eros. Suspendisse a augue eu enim tristique sagittis nec nec magna. Cras tempus lectus a rutrum imperdiet. Curabitur elementum lectus sed leo ornare fermentum. </w:t>
       </w:r>
     </w:p>
     <w:p>

--- a/input/sticky-test/sticky.docx
+++ b/input/sticky-test/sticky.docx
@@ -152,6 +152,22 @@
     <w:p>
       <w:r>
         <w:t>Some more text.</w:t>
+      </w:r>
+    </w:p>
+    <w:p>
+      <w:pPr>
+        <w:pStyle w:val="Heading2"/>
+      </w:pPr>
+      <w:r>
+        <w:t>An a subsection using a level 2 heading</w:t>
+      </w:r>
+    </w:p>
+    <w:p>
+      <w:r>
+        <w:t>E</w:t>
+      </w:r>
+      <w:r>
+        <w:t>tiam ac lacinia eros. Suspendisse a augue eu enim tristique sagittis nec nec magna. Cras tempus lectus a rutrum imperdiet. Curabitur elementum lectus sed leo ornare fermentum.</w:t>
       </w:r>
     </w:p>
     <w:sectPr>
@@ -712,7 +728,6 @@
     <w:next w:val="Normal"/>
     <w:link w:val="Heading2Char"/>
     <w:uiPriority w:val="9"/>
-    <w:semiHidden/>
     <w:unhideWhenUsed/>
     <w:qFormat/>
     <w:rsid w:val="00473B24"/>
@@ -929,7 +944,6 @@
     <w:basedOn w:val="DefaultParagraphFont"/>
     <w:link w:val="Heading2"/>
     <w:uiPriority w:val="9"/>
-    <w:semiHidden/>
     <w:rsid w:val="00473B24"/>
     <w:rPr>
       <w:rFonts w:asciiTheme="majorHAnsi" w:eastAsiaTheme="majorEastAsia" w:hAnsiTheme="majorHAnsi" w:cstheme="majorBidi"/>
